--- a/por/docx/04.content.docx
+++ b/por/docx/04.content.docx
@@ -19,7 +19,7 @@
         <w:rPr>
           <w:lang w:val="pt_PT" w:bidi="pt_PT"/>
         </w:rPr>
-        <w:t>Resource: Notas de Estudo - Introduções aos Livros (Tyndale)</w:t>
+        <w:t>Resource: Tyndale Open Study Notes</w:t>
       </w:r>
       <w:r>
         <w:rPr>
@@ -112,7 +112,7 @@
         <w:rPr>
           <w:lang w:val="pt_PT" w:bidi="pt_PT"/>
         </w:rPr>
-        <w:t>Notas de Estudo - Introduções aos Livros (Tyndale)</w:t>
+        <w:t>Tyndale Open Study Notes</w:t>
       </w:r>
     </w:p>
     <w:p>

--- a/por/docx/04.content.docx
+++ b/por/docx/04.content.docx
@@ -19,7 +19,7 @@
         <w:rPr>
           <w:lang w:val="pt_PT" w:bidi="pt_PT"/>
         </w:rPr>
-        <w:t>Resource: Tyndale Open Study Notes</w:t>
+        <w:t>Resource: Aquifer Open Study Notes (Book Intros)</w:t>
       </w:r>
       <w:r>
         <w:rPr>
@@ -112,7 +112,7 @@
         <w:rPr>
           <w:lang w:val="pt_PT" w:bidi="pt_PT"/>
         </w:rPr>
-        <w:t>Tyndale Open Study Notes</w:t>
+        <w:t>Aquifer Open Study Notes (Book Intros)</w:t>
       </w:r>
     </w:p>
     <w:p>

--- a/por/docx/04.content.docx
+++ b/por/docx/04.content.docx
@@ -297,54 +297,36 @@
         </w:rPr>
         <w:t>O livro de Números obtém sua estrutura a partir das três etapas da jornada de Israel pelo deserto: (1) os dezenove dias em que Israel se preparou para partir do Monte Sinai (</w:t>
       </w:r>
-      <w:hyperlink r:id="rId13">
-        <w:r>
-          <w:rPr>
-            <w:lang w:val="pt_PT" w:bidi="pt_PT"/>
-          </w:rPr>
-          <w:rPr>
-            <w:color w:val="0000EE"/>
-            <w:u w:val="single"/>
-          </w:rPr>
-          <w:t>1.1–10.10</w:t>
-        </w:r>
-      </w:hyperlink>
+      <w:r>
+        <w:rPr>
+          <w:lang w:val="pt_PT" w:bidi="pt_PT"/>
+        </w:rPr>
+        <w:t>1.1–10.10</w:t>
+      </w:r>
       <w:r>
         <w:rPr>
           <w:lang w:val="pt_PT" w:bidi="pt_PT"/>
         </w:rPr>
         <w:t>), (2) a jornada de trinta e nove anos de Sinai até as Campinas de Moabe (</w:t>
       </w:r>
-      <w:hyperlink r:id="rId14">
-        <w:r>
-          <w:rPr>
-            <w:lang w:val="pt_PT" w:bidi="pt_PT"/>
-          </w:rPr>
-          <w:rPr>
-            <w:color w:val="0000EE"/>
-            <w:u w:val="single"/>
-          </w:rPr>
-          <w:t>10.11–22.1</w:t>
-        </w:r>
-      </w:hyperlink>
+      <w:r>
+        <w:rPr>
+          <w:lang w:val="pt_PT" w:bidi="pt_PT"/>
+        </w:rPr>
+        <w:t>10.11–22.1</w:t>
+      </w:r>
       <w:r>
         <w:rPr>
           <w:lang w:val="pt_PT" w:bidi="pt_PT"/>
         </w:rPr>
         <w:t>), e (3) os meses finais do acampamento de Israel nas campinas de Moabe pouco antes de entrarem em Canaã (</w:t>
       </w:r>
-      <w:hyperlink r:id="rId15">
-        <w:r>
-          <w:rPr>
-            <w:lang w:val="pt_PT" w:bidi="pt_PT"/>
-          </w:rPr>
-          <w:rPr>
-            <w:color w:val="0000EE"/>
-            <w:u w:val="single"/>
-          </w:rPr>
-          <w:t>21.1–36.13</w:t>
-        </w:r>
-      </w:hyperlink>
+      <w:r>
+        <w:rPr>
+          <w:lang w:val="pt_PT" w:bidi="pt_PT"/>
+        </w:rPr>
+        <w:t>21.1–36.13</w:t>
+      </w:r>
       <w:r>
         <w:rPr>
           <w:lang w:val="pt_PT" w:bidi="pt_PT"/>
@@ -365,36 +347,24 @@
         </w:rPr>
         <w:t xml:space="preserve">Os dois registros dos homens de idade militar de Israel (caps </w:t>
       </w:r>
-      <w:hyperlink r:id="rId16">
-        <w:r>
-          <w:rPr>
-            <w:lang w:val="pt_PT" w:bidi="pt_PT"/>
-          </w:rPr>
-          <w:rPr>
-            <w:color w:val="0000EE"/>
-            <w:u w:val="single"/>
-          </w:rPr>
-          <w:t>1–4</w:t>
-        </w:r>
-      </w:hyperlink>
+      <w:r>
+        <w:rPr>
+          <w:lang w:val="pt_PT" w:bidi="pt_PT"/>
+        </w:rPr>
+        <w:t>1–4</w:t>
+      </w:r>
       <w:r>
         <w:rPr>
           <w:lang w:val="pt_PT" w:bidi="pt_PT"/>
         </w:rPr>
         <w:t xml:space="preserve">, </w:t>
       </w:r>
-      <w:hyperlink r:id="rId17">
-        <w:r>
-          <w:rPr>
-            <w:lang w:val="pt_PT" w:bidi="pt_PT"/>
-          </w:rPr>
-          <w:rPr>
-            <w:color w:val="0000EE"/>
-            <w:u w:val="single"/>
-          </w:rPr>
-          <w:t>26</w:t>
-        </w:r>
-      </w:hyperlink>
+      <w:r>
+        <w:rPr>
+          <w:lang w:val="pt_PT" w:bidi="pt_PT"/>
+        </w:rPr>
+        <w:t>26</w:t>
+      </w:r>
       <w:r>
         <w:rPr>
           <w:lang w:val="pt_PT" w:bidi="pt_PT"/>
@@ -415,144 +385,96 @@
         </w:rPr>
         <w:t xml:space="preserve">Ao longo do caminho, os hebreus que saíram do Egito repetidamente se rebelaram (caps </w:t>
       </w:r>
-      <w:hyperlink r:id="rId18">
-        <w:r>
-          <w:rPr>
-            <w:lang w:val="pt_PT" w:bidi="pt_PT"/>
-          </w:rPr>
-          <w:rPr>
-            <w:color w:val="0000EE"/>
-            <w:u w:val="single"/>
-          </w:rPr>
-          <w:t>11</w:t>
-        </w:r>
-      </w:hyperlink>
+      <w:r>
+        <w:rPr>
+          <w:lang w:val="pt_PT" w:bidi="pt_PT"/>
+        </w:rPr>
+        <w:t>11</w:t>
+      </w:r>
       <w:r>
         <w:rPr>
           <w:lang w:val="pt_PT" w:bidi="pt_PT"/>
         </w:rPr>
         <w:t xml:space="preserve">, </w:t>
       </w:r>
-      <w:hyperlink r:id="rId19">
-        <w:r>
-          <w:rPr>
-            <w:lang w:val="pt_PT" w:bidi="pt_PT"/>
-          </w:rPr>
-          <w:rPr>
-            <w:color w:val="0000EE"/>
-            <w:u w:val="single"/>
-          </w:rPr>
-          <w:t>12</w:t>
-        </w:r>
-      </w:hyperlink>
+      <w:r>
+        <w:rPr>
+          <w:lang w:val="pt_PT" w:bidi="pt_PT"/>
+        </w:rPr>
+        <w:t>12</w:t>
+      </w:r>
       <w:r>
         <w:rPr>
           <w:lang w:val="pt_PT" w:bidi="pt_PT"/>
         </w:rPr>
         <w:t xml:space="preserve">, </w:t>
       </w:r>
-      <w:hyperlink r:id="rId20">
-        <w:r>
-          <w:rPr>
-            <w:lang w:val="pt_PT" w:bidi="pt_PT"/>
-          </w:rPr>
-          <w:rPr>
-            <w:color w:val="0000EE"/>
-            <w:u w:val="single"/>
-          </w:rPr>
-          <w:t>14</w:t>
-        </w:r>
-      </w:hyperlink>
+      <w:r>
+        <w:rPr>
+          <w:lang w:val="pt_PT" w:bidi="pt_PT"/>
+        </w:rPr>
+        <w:t>14</w:t>
+      </w:r>
       <w:r>
         <w:rPr>
           <w:lang w:val="pt_PT" w:bidi="pt_PT"/>
         </w:rPr>
         <w:t xml:space="preserve">, </w:t>
       </w:r>
-      <w:hyperlink r:id="rId21">
-        <w:r>
-          <w:rPr>
-            <w:lang w:val="pt_PT" w:bidi="pt_PT"/>
-          </w:rPr>
-          <w:rPr>
-            <w:color w:val="0000EE"/>
-            <w:u w:val="single"/>
-          </w:rPr>
-          <w:t>16–17</w:t>
-        </w:r>
-      </w:hyperlink>
+      <w:r>
+        <w:rPr>
+          <w:lang w:val="pt_PT" w:bidi="pt_PT"/>
+        </w:rPr>
+        <w:t>16–17</w:t>
+      </w:r>
       <w:r>
         <w:rPr>
           <w:lang w:val="pt_PT" w:bidi="pt_PT"/>
         </w:rPr>
         <w:t xml:space="preserve">, </w:t>
       </w:r>
-      <w:hyperlink r:id="rId22">
-        <w:r>
-          <w:rPr>
-            <w:lang w:val="pt_PT" w:bidi="pt_PT"/>
-          </w:rPr>
-          <w:rPr>
-            <w:color w:val="0000EE"/>
-            <w:u w:val="single"/>
-          </w:rPr>
-          <w:t>20</w:t>
-        </w:r>
-      </w:hyperlink>
+      <w:r>
+        <w:rPr>
+          <w:lang w:val="pt_PT" w:bidi="pt_PT"/>
+        </w:rPr>
+        <w:t>20</w:t>
+      </w:r>
       <w:r>
         <w:rPr>
           <w:lang w:val="pt_PT" w:bidi="pt_PT"/>
         </w:rPr>
         <w:t xml:space="preserve">, </w:t>
       </w:r>
-      <w:hyperlink r:id="rId23">
-        <w:r>
-          <w:rPr>
-            <w:lang w:val="pt_PT" w:bidi="pt_PT"/>
-          </w:rPr>
-          <w:rPr>
-            <w:color w:val="0000EE"/>
-            <w:u w:val="single"/>
-          </w:rPr>
-          <w:t>25</w:t>
-        </w:r>
-      </w:hyperlink>
+      <w:r>
+        <w:rPr>
+          <w:lang w:val="pt_PT" w:bidi="pt_PT"/>
+        </w:rPr>
+        <w:t>25</w:t>
+      </w:r>
       <w:r>
         <w:rPr>
           <w:lang w:val="pt_PT" w:bidi="pt_PT"/>
         </w:rPr>
         <w:t>). Todos morreram no deserto, exceto Josué e Calebe, cuja fé foi exemplar (</w:t>
       </w:r>
-      <w:hyperlink r:id="rId24">
-        <w:r>
-          <w:rPr>
-            <w:lang w:val="pt_PT" w:bidi="pt_PT"/>
-          </w:rPr>
-          <w:rPr>
-            <w:color w:val="0000EE"/>
-            <w:u w:val="single"/>
-          </w:rPr>
-          <w:t>13.30</w:t>
-        </w:r>
-      </w:hyperlink>
+      <w:r>
+        <w:rPr>
+          <w:lang w:val="pt_PT" w:bidi="pt_PT"/>
+        </w:rPr>
+        <w:t>13.30</w:t>
+      </w:r>
       <w:r>
         <w:rPr>
           <w:lang w:val="pt_PT" w:bidi="pt_PT"/>
         </w:rPr>
         <w:t xml:space="preserve">; </w:t>
       </w:r>
-      <w:hyperlink r:id="rId25">
-        <w:r>
-          <w:rPr>
-            <w:lang w:val="pt_PT" w:bidi="pt_PT"/>
-          </w:rPr>
-          <w:rPr>
-            <w:color w:val="0000EE"/>
-            <w:u w:val="single"/>
-          </w:rPr>
-          <w:t>14.6–9</w:t>
-        </w:r>
-      </w:hyperlink>
+      <w:r>
+        <w:rPr>
+          <w:lang w:val="pt_PT" w:bidi="pt_PT"/>
+        </w:rPr>
+        <w:t>14.6–9</w:t>
+      </w:r>
       <w:r>
         <w:rPr>
           <w:lang w:val="pt_PT" w:bidi="pt_PT"/>
@@ -573,126 +495,84 @@
         </w:rPr>
         <w:t xml:space="preserve">O exército de Israel foi testado em várias ocasiões antes de entrar em Canaã (caps </w:t>
       </w:r>
-      <w:hyperlink r:id="rId20">
-        <w:r>
-          <w:rPr>
-            <w:lang w:val="pt_PT" w:bidi="pt_PT"/>
-          </w:rPr>
-          <w:rPr>
-            <w:color w:val="0000EE"/>
-            <w:u w:val="single"/>
-          </w:rPr>
-          <w:t>14</w:t>
-        </w:r>
-      </w:hyperlink>
+      <w:r>
+        <w:rPr>
+          <w:lang w:val="pt_PT" w:bidi="pt_PT"/>
+        </w:rPr>
+        <w:t>14</w:t>
+      </w:r>
       <w:r>
         <w:rPr>
           <w:lang w:val="pt_PT" w:bidi="pt_PT"/>
         </w:rPr>
         <w:t xml:space="preserve">, </w:t>
       </w:r>
-      <w:hyperlink r:id="rId26">
-        <w:r>
-          <w:rPr>
-            <w:lang w:val="pt_PT" w:bidi="pt_PT"/>
-          </w:rPr>
-          <w:rPr>
-            <w:color w:val="0000EE"/>
-            <w:u w:val="single"/>
-          </w:rPr>
-          <w:t>21</w:t>
-        </w:r>
-      </w:hyperlink>
+      <w:r>
+        <w:rPr>
+          <w:lang w:val="pt_PT" w:bidi="pt_PT"/>
+        </w:rPr>
+        <w:t>21</w:t>
+      </w:r>
       <w:r>
         <w:rPr>
           <w:lang w:val="pt_PT" w:bidi="pt_PT"/>
         </w:rPr>
         <w:t xml:space="preserve">, </w:t>
       </w:r>
-      <w:hyperlink r:id="rId27">
-        <w:r>
-          <w:rPr>
-            <w:lang w:val="pt_PT" w:bidi="pt_PT"/>
-          </w:rPr>
-          <w:rPr>
-            <w:color w:val="0000EE"/>
-            <w:u w:val="single"/>
-          </w:rPr>
-          <w:t>31</w:t>
-        </w:r>
-      </w:hyperlink>
+      <w:r>
+        <w:rPr>
+          <w:lang w:val="pt_PT" w:bidi="pt_PT"/>
+        </w:rPr>
+        <w:t>31</w:t>
+      </w:r>
       <w:r>
         <w:rPr>
           <w:lang w:val="pt_PT" w:bidi="pt_PT"/>
         </w:rPr>
         <w:t xml:space="preserve">), e a história de Balaão é recontada (caps </w:t>
       </w:r>
-      <w:hyperlink r:id="rId28">
-        <w:r>
-          <w:rPr>
-            <w:lang w:val="pt_PT" w:bidi="pt_PT"/>
-          </w:rPr>
-          <w:rPr>
-            <w:color w:val="0000EE"/>
-            <w:u w:val="single"/>
-          </w:rPr>
-          <w:t>22–24</w:t>
-        </w:r>
-      </w:hyperlink>
+      <w:r>
+        <w:rPr>
+          <w:lang w:val="pt_PT" w:bidi="pt_PT"/>
+        </w:rPr>
+        <w:t>22–24</w:t>
+      </w:r>
       <w:r>
         <w:rPr>
           <w:lang w:val="pt_PT" w:bidi="pt_PT"/>
         </w:rPr>
         <w:t xml:space="preserve">). Foram feitos arranjos para a colonização de Transjordânia (cap </w:t>
       </w:r>
-      <w:hyperlink r:id="rId29">
-        <w:r>
-          <w:rPr>
-            <w:lang w:val="pt_PT" w:bidi="pt_PT"/>
-          </w:rPr>
-          <w:rPr>
-            <w:color w:val="0000EE"/>
-            <w:u w:val="single"/>
-          </w:rPr>
-          <w:t>32</w:t>
-        </w:r>
-      </w:hyperlink>
+      <w:r>
+        <w:rPr>
+          <w:lang w:val="pt_PT" w:bidi="pt_PT"/>
+        </w:rPr>
+        <w:t>32</w:t>
+      </w:r>
       <w:r>
         <w:rPr>
           <w:lang w:val="pt_PT" w:bidi="pt_PT"/>
         </w:rPr>
         <w:t xml:space="preserve">), a jornada pelo deserto foi revisada (cap </w:t>
       </w:r>
-      <w:hyperlink r:id="rId30">
-        <w:r>
-          <w:rPr>
-            <w:lang w:val="pt_PT" w:bidi="pt_PT"/>
-          </w:rPr>
-          <w:rPr>
-            <w:color w:val="0000EE"/>
-            <w:u w:val="single"/>
-          </w:rPr>
-          <w:t>33</w:t>
-        </w:r>
-      </w:hyperlink>
+      <w:r>
+        <w:rPr>
+          <w:lang w:val="pt_PT" w:bidi="pt_PT"/>
+        </w:rPr>
+        <w:t>33</w:t>
+      </w:r>
       <w:r>
         <w:rPr>
           <w:lang w:val="pt_PT" w:bidi="pt_PT"/>
         </w:rPr>
         <w:t xml:space="preserve">), e Moisés antecipou a ocupação de Canaã (caps </w:t>
       </w:r>
-      <w:hyperlink r:id="rId31">
-        <w:r>
-          <w:rPr>
-            <w:lang w:val="pt_PT" w:bidi="pt_PT"/>
-          </w:rPr>
-          <w:rPr>
-            <w:color w:val="0000EE"/>
-            <w:u w:val="single"/>
-          </w:rPr>
-          <w:t>34–36</w:t>
-        </w:r>
-      </w:hyperlink>
+      <w:r>
+        <w:rPr>
+          <w:lang w:val="pt_PT" w:bidi="pt_PT"/>
+        </w:rPr>
+        <w:t>34–36</w:t>
+      </w:r>
       <w:r>
         <w:rPr>
           <w:lang w:val="pt_PT" w:bidi="pt_PT"/>
@@ -738,36 +618,24 @@
         </w:rPr>
         <w:t xml:space="preserve">Assim como nos outros livros do Pentateuco, Moisés tem sido tradicionalmente reconhecido como o autor de Números. Até o advento da erudição moderna, tanto estudiosos judeus quanto cristãos sustentavam a autoria de Moisés; o Antigo Testamento, o Novo Testamento e grande parte da literatura judaica antiga também faziam essa suposição. Referências ao papel de Moisés como autor ocorrem ao longo do Pentateuco (por exemplo, </w:t>
       </w:r>
-      <w:hyperlink r:id="rId32">
-        <w:r>
-          <w:rPr>
-            <w:lang w:val="pt_PT" w:bidi="pt_PT"/>
-          </w:rPr>
-          <w:rPr>
-            <w:color w:val="0000EE"/>
-            <w:u w:val="single"/>
-          </w:rPr>
-          <w:t>Num 33.1–2</w:t>
-        </w:r>
-      </w:hyperlink>
+      <w:r>
+        <w:rPr>
+          <w:lang w:val="pt_PT" w:bidi="pt_PT"/>
+        </w:rPr>
+        <w:t>Num 33.1–2</w:t>
+      </w:r>
       <w:r>
         <w:rPr>
           <w:lang w:val="pt_PT" w:bidi="pt_PT"/>
         </w:rPr>
         <w:t>). Não há necessidade de excluir Moisés de imediato como o autor principal — com base no conteúdo ou no nível de alfabetização viável na época do Êxodo e da conquista — exceto em passagens como o relato de sua morte (</w:t>
       </w:r>
-      <w:hyperlink r:id="rId33">
-        <w:r>
-          <w:rPr>
-            <w:lang w:val="pt_PT" w:bidi="pt_PT"/>
-          </w:rPr>
-          <w:rPr>
-            <w:color w:val="0000EE"/>
-            <w:u w:val="single"/>
-          </w:rPr>
-          <w:t>Deut 34</w:t>
-        </w:r>
-      </w:hyperlink>
+      <w:r>
+        <w:rPr>
+          <w:lang w:val="pt_PT" w:bidi="pt_PT"/>
+        </w:rPr>
+        <w:t>Deut 34</w:t>
+      </w:r>
       <w:r>
         <w:rPr>
           <w:lang w:val="pt_PT" w:bidi="pt_PT"/>
@@ -876,36 +744,24 @@
         </w:rPr>
         <w:t xml:space="preserve">Título do livro. O nome "Números" vem do interesse deste livro por estatísticas (veja caps </w:t>
       </w:r>
-      <w:hyperlink r:id="rId16">
-        <w:r>
-          <w:rPr>
-            <w:lang w:val="pt_PT" w:bidi="pt_PT"/>
-          </w:rPr>
-          <w:rPr>
-            <w:color w:val="0000EE"/>
-            <w:u w:val="single"/>
-          </w:rPr>
-          <w:t>1–4</w:t>
-        </w:r>
-      </w:hyperlink>
+      <w:r>
+        <w:rPr>
+          <w:lang w:val="pt_PT" w:bidi="pt_PT"/>
+        </w:rPr>
+        <w:t>1–4</w:t>
+      </w:r>
       <w:r>
         <w:rPr>
           <w:lang w:val="pt_PT" w:bidi="pt_PT"/>
         </w:rPr>
         <w:t xml:space="preserve">, </w:t>
       </w:r>
-      <w:hyperlink r:id="rId17">
-        <w:r>
-          <w:rPr>
-            <w:lang w:val="pt_PT" w:bidi="pt_PT"/>
-          </w:rPr>
-          <w:rPr>
-            <w:color w:val="0000EE"/>
-            <w:u w:val="single"/>
-          </w:rPr>
-          <w:t>26</w:t>
-        </w:r>
-      </w:hyperlink>
+      <w:r>
+        <w:rPr>
+          <w:lang w:val="pt_PT" w:bidi="pt_PT"/>
+        </w:rPr>
+        <w:t>26</w:t>
+      </w:r>
       <w:r>
         <w:rPr>
           <w:lang w:val="pt_PT" w:bidi="pt_PT"/>
@@ -938,18 +794,12 @@
         </w:rPr>
         <w:t xml:space="preserve">, os nomes dados a este livro pelas traduções da Vulgata Latina e da Septuaginta Grega do Antigo Testamento. Os registros mostram com precisão matemática que os israelitas que saíram do Egito não eram as mesmas pessoas que cruzaram o Jordão para Canaã. Na Bíblia Hebraica, o livro de Números é chamado de bemidbar (“no deserto”), a quarta palavra de </w:t>
       </w:r>
-      <w:hyperlink r:id="rId34">
-        <w:r>
-          <w:rPr>
-            <w:lang w:val="pt_PT" w:bidi="pt_PT"/>
-          </w:rPr>
-          <w:rPr>
-            <w:color w:val="0000EE"/>
-            <w:u w:val="single"/>
-          </w:rPr>
-          <w:t>Num 1.1</w:t>
-        </w:r>
-      </w:hyperlink>
+      <w:r>
+        <w:rPr>
+          <w:lang w:val="pt_PT" w:bidi="pt_PT"/>
+        </w:rPr>
+        <w:t>Num 1.1</w:t>
+      </w:r>
       <w:r>
         <w:rPr>
           <w:lang w:val="pt_PT" w:bidi="pt_PT"/>
@@ -970,108 +820,72 @@
         </w:rPr>
         <w:t xml:space="preserve">Gêneros literários. O livro de Números inclui uma variedade de gêneros literários comuns, como narrativa (por exemplo, </w:t>
       </w:r>
-      <w:hyperlink r:id="rId35">
-        <w:r>
-          <w:rPr>
-            <w:lang w:val="pt_PT" w:bidi="pt_PT"/>
-          </w:rPr>
-          <w:rPr>
-            <w:color w:val="0000EE"/>
-            <w:u w:val="single"/>
-          </w:rPr>
-          <w:t>10.11–14.45</w:t>
-        </w:r>
-      </w:hyperlink>
+      <w:r>
+        <w:rPr>
+          <w:lang w:val="pt_PT" w:bidi="pt_PT"/>
+        </w:rPr>
+        <w:t>10.11–14.45</w:t>
+      </w:r>
       <w:r>
         <w:rPr>
           <w:lang w:val="pt_PT" w:bidi="pt_PT"/>
         </w:rPr>
         <w:t xml:space="preserve">), poesia (por exemplo, caps. </w:t>
       </w:r>
-      <w:hyperlink r:id="rId36">
-        <w:r>
-          <w:rPr>
-            <w:lang w:val="pt_PT" w:bidi="pt_PT"/>
-          </w:rPr>
-          <w:rPr>
-            <w:color w:val="0000EE"/>
-            <w:u w:val="single"/>
-          </w:rPr>
-          <w:t>23–24</w:t>
-        </w:r>
-      </w:hyperlink>
+      <w:r>
+        <w:rPr>
+          <w:lang w:val="pt_PT" w:bidi="pt_PT"/>
+        </w:rPr>
+        <w:t>23–24</w:t>
+      </w:r>
       <w:r>
         <w:rPr>
           <w:lang w:val="pt_PT" w:bidi="pt_PT"/>
         </w:rPr>
         <w:t xml:space="preserve">) e lei (por exemplo, caps. </w:t>
       </w:r>
-      <w:hyperlink r:id="rId37">
-        <w:r>
-          <w:rPr>
-            <w:lang w:val="pt_PT" w:bidi="pt_PT"/>
-          </w:rPr>
-          <w:rPr>
-            <w:color w:val="0000EE"/>
-            <w:u w:val="single"/>
-          </w:rPr>
-          <w:t>4–6</w:t>
-        </w:r>
-      </w:hyperlink>
+      <w:r>
+        <w:rPr>
+          <w:lang w:val="pt_PT" w:bidi="pt_PT"/>
+        </w:rPr>
+        <w:t>4–6</w:t>
+      </w:r>
       <w:r>
         <w:rPr>
           <w:lang w:val="pt_PT" w:bidi="pt_PT"/>
         </w:rPr>
         <w:t xml:space="preserve">). Também contém listas detalhadas de fatos e números, como registros de contagem (por exemplo, caps. </w:t>
       </w:r>
-      <w:hyperlink r:id="rId16">
-        <w:r>
-          <w:rPr>
-            <w:lang w:val="pt_PT" w:bidi="pt_PT"/>
-          </w:rPr>
-          <w:rPr>
-            <w:color w:val="0000EE"/>
-            <w:u w:val="single"/>
-          </w:rPr>
-          <w:t>1–4</w:t>
-        </w:r>
-      </w:hyperlink>
+      <w:r>
+        <w:rPr>
+          <w:lang w:val="pt_PT" w:bidi="pt_PT"/>
+        </w:rPr>
+        <w:t>1–4</w:t>
+      </w:r>
       <w:r>
         <w:rPr>
           <w:lang w:val="pt_PT" w:bidi="pt_PT"/>
         </w:rPr>
         <w:t xml:space="preserve">), ofertas (por exemplo, cap. </w:t>
       </w:r>
-      <w:hyperlink r:id="rId38">
-        <w:r>
-          <w:rPr>
-            <w:lang w:val="pt_PT" w:bidi="pt_PT"/>
-          </w:rPr>
-          <w:rPr>
-            <w:color w:val="0000EE"/>
-            <w:u w:val="single"/>
-          </w:rPr>
-          <w:t>7</w:t>
-        </w:r>
-      </w:hyperlink>
+      <w:r>
+        <w:rPr>
+          <w:lang w:val="pt_PT" w:bidi="pt_PT"/>
+        </w:rPr>
+        <w:t>7</w:t>
+      </w:r>
       <w:r>
         <w:rPr>
           <w:lang w:val="pt_PT" w:bidi="pt_PT"/>
         </w:rPr>
         <w:t xml:space="preserve">) e itinerários de viagem (por exemplo, cap. </w:t>
       </w:r>
-      <w:hyperlink r:id="rId30">
-        <w:r>
-          <w:rPr>
-            <w:lang w:val="pt_PT" w:bidi="pt_PT"/>
-          </w:rPr>
-          <w:rPr>
-            <w:color w:val="0000EE"/>
-            <w:u w:val="single"/>
-          </w:rPr>
-          <w:t>33</w:t>
-        </w:r>
-      </w:hyperlink>
+      <w:r>
+        <w:rPr>
+          <w:lang w:val="pt_PT" w:bidi="pt_PT"/>
+        </w:rPr>
+        <w:t>33</w:t>
+      </w:r>
       <w:r>
         <w:rPr>
           <w:lang w:val="pt_PT" w:bidi="pt_PT"/>
@@ -1105,108 +919,72 @@
         </w:rPr>
         <w:t>Senhor (</w:t>
       </w:r>
-      <w:hyperlink r:id="rId39">
-        <w:r>
-          <w:rPr>
-            <w:lang w:val="pt_PT" w:bidi="pt_PT"/>
-          </w:rPr>
-          <w:rPr>
-            <w:color w:val="0000EE"/>
-            <w:u w:val="single"/>
-          </w:rPr>
-          <w:t>21.14–15</w:t>
-        </w:r>
-      </w:hyperlink>
+      <w:r>
+        <w:rPr>
+          <w:lang w:val="pt_PT" w:bidi="pt_PT"/>
+        </w:rPr>
+        <w:t>21.14–15</w:t>
+      </w:r>
       <w:r>
         <w:rPr>
           <w:lang w:val="pt_PT" w:bidi="pt_PT"/>
         </w:rPr>
         <w:t>), a “Canção do Poço” (</w:t>
       </w:r>
-      <w:hyperlink r:id="rId40">
-        <w:r>
-          <w:rPr>
-            <w:lang w:val="pt_PT" w:bidi="pt_PT"/>
-          </w:rPr>
-          <w:rPr>
-            <w:color w:val="0000EE"/>
-            <w:u w:val="single"/>
-          </w:rPr>
-          <w:t>21.17–18</w:t>
-        </w:r>
-      </w:hyperlink>
+      <w:r>
+        <w:rPr>
+          <w:lang w:val="pt_PT" w:bidi="pt_PT"/>
+        </w:rPr>
+        <w:t>21.17–18</w:t>
+      </w:r>
       <w:r>
         <w:rPr>
           <w:lang w:val="pt_PT" w:bidi="pt_PT"/>
         </w:rPr>
         <w:t>), e a “Canção de Hesbom” (</w:t>
       </w:r>
-      <w:hyperlink r:id="rId41">
-        <w:r>
-          <w:rPr>
-            <w:lang w:val="pt_PT" w:bidi="pt_PT"/>
-          </w:rPr>
-          <w:rPr>
-            <w:color w:val="0000EE"/>
-            <w:u w:val="single"/>
-          </w:rPr>
-          <w:t>21.27–30</w:t>
-        </w:r>
-      </w:hyperlink>
+      <w:r>
+        <w:rPr>
+          <w:lang w:val="pt_PT" w:bidi="pt_PT"/>
+        </w:rPr>
+        <w:t>21.27–30</w:t>
+      </w:r>
       <w:r>
         <w:rPr>
           <w:lang w:val="pt_PT" w:bidi="pt_PT"/>
         </w:rPr>
         <w:t xml:space="preserve">). Os capítulos </w:t>
       </w:r>
-      <w:hyperlink r:id="rId36">
-        <w:r>
-          <w:rPr>
-            <w:lang w:val="pt_PT" w:bidi="pt_PT"/>
-          </w:rPr>
-          <w:rPr>
-            <w:color w:val="0000EE"/>
-            <w:u w:val="single"/>
-          </w:rPr>
-          <w:t>23–24</w:t>
-        </w:r>
-      </w:hyperlink>
+      <w:r>
+        <w:rPr>
+          <w:lang w:val="pt_PT" w:bidi="pt_PT"/>
+        </w:rPr>
+        <w:t>23–24</w:t>
+      </w:r>
       <w:r>
         <w:rPr>
           <w:lang w:val="pt_PT" w:bidi="pt_PT"/>
         </w:rPr>
         <w:t xml:space="preserve"> contêm muitas linhas poéticas do profeta não-israelita Balaão; </w:t>
       </w:r>
-      <w:hyperlink r:id="rId42">
-        <w:r>
-          <w:rPr>
-            <w:lang w:val="pt_PT" w:bidi="pt_PT"/>
-          </w:rPr>
-          <w:rPr>
-            <w:color w:val="0000EE"/>
-            <w:u w:val="single"/>
-          </w:rPr>
-          <w:t>31.32–47</w:t>
-        </w:r>
-      </w:hyperlink>
+      <w:r>
+        <w:rPr>
+          <w:lang w:val="pt_PT" w:bidi="pt_PT"/>
+        </w:rPr>
+        <w:t>31.32–47</w:t>
+      </w:r>
       <w:r>
         <w:rPr>
           <w:lang w:val="pt_PT" w:bidi="pt_PT"/>
         </w:rPr>
         <w:t xml:space="preserve"> parece ser baseado em um registro real de despojos de guerra; e o capítulo </w:t>
       </w:r>
-      <w:hyperlink r:id="rId30">
-        <w:r>
-          <w:rPr>
-            <w:lang w:val="pt_PT" w:bidi="pt_PT"/>
-          </w:rPr>
-          <w:rPr>
-            <w:color w:val="0000EE"/>
-            <w:u w:val="single"/>
-          </w:rPr>
-          <w:t>33</w:t>
-        </w:r>
-      </w:hyperlink>
+      <w:r>
+        <w:rPr>
+          <w:lang w:val="pt_PT" w:bidi="pt_PT"/>
+        </w:rPr>
+        <w:t>33</w:t>
+      </w:r>
       <w:r>
         <w:rPr>
           <w:lang w:val="pt_PT" w:bidi="pt_PT"/>
@@ -1227,18 +1005,12 @@
         </w:rPr>
         <w:t xml:space="preserve">Texto. O texto hebraico de Números está muito bem preservado, exceto por algumas seções de poesia nos capítulos </w:t>
       </w:r>
-      <w:hyperlink r:id="rId43">
-        <w:r>
-          <w:rPr>
-            <w:lang w:val="pt_PT" w:bidi="pt_PT"/>
-          </w:rPr>
-          <w:rPr>
-            <w:color w:val="0000EE"/>
-            <w:u w:val="single"/>
-          </w:rPr>
-          <w:t>21–24</w:t>
-        </w:r>
-      </w:hyperlink>
+      <w:r>
+        <w:rPr>
+          <w:lang w:val="pt_PT" w:bidi="pt_PT"/>
+        </w:rPr>
+        <w:t>21–24</w:t>
+      </w:r>
       <w:r>
         <w:rPr>
           <w:lang w:val="pt_PT" w:bidi="pt_PT"/>
@@ -1316,36 +1088,24 @@
         </w:rPr>
         <w:t xml:space="preserve">Em </w:t>
       </w:r>
-      <w:hyperlink r:id="rId44">
-        <w:r>
-          <w:rPr>
-            <w:lang w:val="pt_PT" w:bidi="pt_PT"/>
-          </w:rPr>
-          <w:rPr>
-            <w:color w:val="0000EE"/>
-            <w:u w:val="single"/>
-          </w:rPr>
-          <w:t>1 Coríntios 10.1–11</w:t>
-        </w:r>
-      </w:hyperlink>
+      <w:r>
+        <w:rPr>
+          <w:lang w:val="pt_PT" w:bidi="pt_PT"/>
+        </w:rPr>
+        <w:t>1 Coríntios 10.1–11</w:t>
+      </w:r>
       <w:r>
         <w:rPr>
           <w:lang w:val="pt_PT" w:bidi="pt_PT"/>
         </w:rPr>
         <w:t>, o Apóstolo Paulo adverte seus leitores a evitarem a idolatria, a imoralidade e a murmuração para que não pereçam como os israelitas no deserto. Deus não se agrada de tal comportamento, e os seguidores de Cristo não devem colocar Deus à prova (</w:t>
       </w:r>
-      <w:hyperlink r:id="rId45">
-        <w:r>
-          <w:rPr>
-            <w:lang w:val="pt_PT" w:bidi="pt_PT"/>
-          </w:rPr>
-          <w:rPr>
-            <w:color w:val="0000EE"/>
-            <w:u w:val="single"/>
-          </w:rPr>
-          <w:t>1Co 10.9</w:t>
-        </w:r>
-      </w:hyperlink>
+      <w:r>
+        <w:rPr>
+          <w:lang w:val="pt_PT" w:bidi="pt_PT"/>
+        </w:rPr>
+        <w:t>1Co 10.9</w:t>
+      </w:r>
       <w:r>
         <w:rPr>
           <w:lang w:val="pt_PT" w:bidi="pt_PT"/>
@@ -1370,36 +1130,24 @@
         </w:rPr>
         <w:t>O autor de Hebreus identifica instâncias repetidas do espírito obstinado e desobediente de Israel e diz que Deus respondeu a essa rebeldia com ira rápida e certa (</w:t>
       </w:r>
-      <w:hyperlink r:id="rId46">
-        <w:r>
-          <w:rPr>
-            <w:lang w:val="pt_PT" w:bidi="pt_PT"/>
-          </w:rPr>
-          <w:rPr>
-            <w:color w:val="0000EE"/>
-            <w:u w:val="single"/>
-          </w:rPr>
-          <w:t>Hebreus 3.7–4.11</w:t>
-        </w:r>
-      </w:hyperlink>
+      <w:r>
+        <w:rPr>
+          <w:lang w:val="pt_PT" w:bidi="pt_PT"/>
+        </w:rPr>
+        <w:t>Hebreus 3.7–4.11</w:t>
+      </w:r>
       <w:r>
         <w:rPr>
           <w:lang w:val="pt_PT" w:bidi="pt_PT"/>
         </w:rPr>
         <w:t xml:space="preserve">). Esses versículos, que se baseiam fortemente na linguagem do </w:t>
       </w:r>
-      <w:hyperlink r:id="rId47">
-        <w:r>
-          <w:rPr>
-            <w:lang w:val="pt_PT" w:bidi="pt_PT"/>
-          </w:rPr>
-          <w:rPr>
-            <w:color w:val="0000EE"/>
-            <w:u w:val="single"/>
-          </w:rPr>
-          <w:t>Salmo 95</w:t>
-        </w:r>
-      </w:hyperlink>
+      <w:r>
+        <w:rPr>
+          <w:lang w:val="pt_PT" w:bidi="pt_PT"/>
+        </w:rPr>
+        <w:t>Salmo 95</w:t>
+      </w:r>
       <w:r>
         <w:rPr>
           <w:lang w:val="pt_PT" w:bidi="pt_PT"/>
@@ -1418,18 +1166,12 @@
           <w:lang w:val="pt_PT" w:bidi="pt_PT"/>
         </w:rPr>
       </w:r>
-      <w:hyperlink r:id="rId48">
-        <w:r>
-          <w:rPr>
-            <w:lang w:val="pt_PT" w:bidi="pt_PT"/>
-          </w:rPr>
-          <w:rPr>
-            <w:color w:val="0000EE"/>
-            <w:u w:val="single"/>
-          </w:rPr>
-          <w:t>Judas 1.5</w:t>
-        </w:r>
-      </w:hyperlink>
+      <w:r>
+        <w:rPr>
+          <w:lang w:val="pt_PT" w:bidi="pt_PT"/>
+        </w:rPr>
+        <w:t>Judas 1.5</w:t>
+      </w:r>
       <w:r>
         <w:rPr>
           <w:lang w:val="pt_PT" w:bidi="pt_PT"/>
